--- a/_implementation-notes/evening-series/FotH Pilot Session 14 Evening Run Sheet DRAFT v1.docx
+++ b/_implementation-notes/evening-series/FotH Pilot Session 14 Evening Run Sheet DRAFT v1.docx
@@ -830,7 +830,7 @@
           <w:b/>
           <w:bCs/>
         </w:rPr>
-        <w:t xml:space="preserve">The practice, week one.</w:t>
+        <w:t>The homework practice, week one.</w:t>
       </w:r>
       <w:r>
         <w:t xml:space="preserve"> </w:t>
@@ -886,7 +886,7 @@
           <w:b/>
           <w:bCs/>
         </w:rPr>
-        <w:t xml:space="preserve">The practice, week two.</w:t>
+        <w:t>The homework practice, week two.</w:t>
       </w:r>
       <w:r>
         <w:t xml:space="preserve"> </w:t>
@@ -1017,6 +1017,66 @@
       </w:r>
       <w:r>
         <w:t xml:space="preserve">above is the default, not the decision.</w:t>
+      </w:r>
+    </w:p>
+    <w:p>
+      <w:pPr>
+        <w:pStyle w:val="Compact"/>
+        <w:numPr>
+          <w:ilvl w:val="0"/>
+          <w:numId w:val="1002"/>
+        </w:numPr>
+      </w:pPr>
+      <w:r>
+        <w:t>The evening opens on the map.</w:t>
+      </w:r>
+      <w:r>
+        <w:t xml:space="preserve"> The Four Connects grounding slide now opens every session. Session 14 returns to the second and third boxes — Others and God — walked again, teen-led. Each connection makes the next one real (Matt. 22:37–40).</w:t>
+      </w:r>
+    </w:p>
+    <w:p>
+      <w:pPr>
+        <w:pStyle w:val="Compact"/>
+        <w:numPr>
+          <w:ilvl w:val="0"/>
+          <w:numId w:val="1002"/>
+        </w:numPr>
+      </w:pPr>
+      <w:r>
+        <w:t>A pair leads, visibly.</w:t>
+      </w:r>
+      <w:r>
+        <w:t xml:space="preserve"> Name it in the welcome: two leaders hold tonight — container and content — and the room will see the evening handed back and forth between them. That is the design. The pair practices the session together before the evening (at the planning lab, or before dinner), so each knows who is where in the flow.</w:t>
+      </w:r>
+    </w:p>
+    <w:p>
+      <w:pPr>
+        <w:pStyle w:val="Compact"/>
+        <w:numPr>
+          <w:ilvl w:val="0"/>
+          <w:numId w:val="1002"/>
+        </w:numPr>
+      </w:pPr>
+      <w:r>
+        <w:t>Split only if the room needs it.</w:t>
+      </w:r>
+      <w:r>
+        <w:t xml:space="preserve"> Any split-and-merge assumes numbers. With six or so around the table, stay one circle — or drop into quick pair work in place, knee to knee, which does the same work faster. Pair work is also the standing time-recovery lever: a full split-and-merge costs about five minutes.</w:t>
+      </w:r>
+    </w:p>
+    <w:p>
+      <w:pPr>
+        <w:pStyle w:val="Compact"/>
+        <w:numPr>
+          <w:ilvl w:val="0"/>
+          <w:numId w:val="1002"/>
+        </w:numPr>
+      </w:pPr>
+      <w:r>
+        <w:t>The container holder is the busier seat.</w:t>
+      </w:r>
+      <w:r>
+        <w:t xml:space="preserve"> Clock and room both: a continuous read against safe, present, clear, intentional — noticing anyone triggered or checked out. Anything of weight goes to the backstop adult; that handoff is the bright line working, not the container failing.</w:t>
       </w:r>
     </w:p>
     <w:bookmarkEnd w:id="11"/>

--- a/_implementation-notes/evening-series/FotH Pilot Session 14 Evening Run Sheet DRAFT v1.docx
+++ b/_implementation-notes/evening-series/FotH Pilot Session 14 Evening Run Sheet DRAFT v1.docx
@@ -9,6 +9,18 @@
       </w:pPr>
       <w:r>
         <w:t xml:space="preserve">Session 14, Evening Form — SECOND RUNNING: BLOCK A</w:t>
+      </w:r>
+    </w:p>
+    <w:p>
+      <w:pPr>
+        <w:pStyle w:val="FirstParagraph"/>
+      </w:pPr>
+      <w:r>
+        <w:rPr>
+          <w:b/>
+          <w:bCs/>
+        </w:rPr>
+        <w:t>ABSORBED IN THE CURRENT-CONDITION WALK (2026-09-16). This session exists to give every willing teen a full leading rep — and in the current room the teens hand leadership back and forth every evening: the rotation is the standing pattern, not a special night. Any re-run middle (PROAPT or Garden) can be called at a planning lab. This evening stands ready for a larger cohort where the rotation needs its own protected slot; back up to it whenever the room grows.</w:t>
       </w:r>
     </w:p>
     <w:p>

--- a/_implementation-notes/evening-series/FotH Pilot Session 14 Evening Run Sheet DRAFT v1.docx
+++ b/_implementation-notes/evening-series/FotH Pilot Session 14 Evening Run Sheet DRAFT v1.docx
@@ -533,7 +533,7 @@
               <w:pStyle w:val="Compact"/>
             </w:pPr>
             <w:r>
-              <w:t xml:space="preserve">Content presenter; container holder watching the room</w:t>
+              <w:t xml:space="preserve">Container holder leads the merge; content presenter supporting</w:t>
             </w:r>
           </w:p>
         </w:tc>
@@ -673,7 +673,7 @@
               <w:pStyle w:val="Compact"/>
             </w:pPr>
             <w:r>
-              <w:t xml:space="preserve">Content presenter; container holder watching the room</w:t>
+              <w:t xml:space="preserve">Container holder leads the merge; content presenter supporting</w:t>
             </w:r>
           </w:p>
         </w:tc>

--- a/_implementation-notes/evening-series/FotH Pilot Session 14 Evening Run Sheet DRAFT v1.docx
+++ b/_implementation-notes/evening-series/FotH Pilot Session 14 Evening Run Sheet DRAFT v1.docx
@@ -721,29 +721,29 @@
               <w:pStyle w:val="Compact"/>
             </w:pPr>
             <w:r>
-              <w:t xml:space="preserve">8:24-8:28</w:t>
-            </w:r>
-          </w:p>
-        </w:tc>
-        <w:tc>
-          <w:tcPr/>
-          <w:p>
-            <w:pPr>
-              <w:pStyle w:val="Compact"/>
-            </w:pPr>
-            <w:r>
-              <w:t xml:space="preserve">Leader Feedback Round, both leaders: what went well, what I would do differently, the teach-back.</w:t>
-            </w:r>
-          </w:p>
-        </w:tc>
-        <w:tc>
-          <w:tcPr/>
-          <w:p>
-            <w:pPr>
-              <w:pStyle w:val="Compact"/>
-            </w:pPr>
-            <w:r>
-              <w:t xml:space="preserve">Both leaders</w:t>
+              <w:t xml:space="preserve">8:24-8:26</w:t>
+            </w:r>
+          </w:p>
+        </w:tc>
+        <w:tc>
+          <w:tcPr/>
+          <w:p>
+            <w:pPr>
+              <w:pStyle w:val="Compact"/>
+            </w:pPr>
+            <w:r>
+              <w:t xml:space="preserve">Closing the container — teen-led.</w:t>
+            </w:r>
+          </w:p>
+        </w:tc>
+        <w:tc>
+          <w:tcPr/>
+          <w:p>
+            <w:pPr>
+              <w:pStyle w:val="Compact"/>
+            </w:pPr>
+            <w:r>
+              <w:t xml:space="preserve">Container holder</w:t>
             </w:r>
           </w:p>
         </w:tc>
@@ -756,18 +756,53 @@
               <w:pStyle w:val="Compact"/>
             </w:pPr>
             <w:r>
-              <w:t xml:space="preserve">8:28-8:30</w:t>
-            </w:r>
-          </w:p>
-        </w:tc>
-        <w:tc>
-          <w:tcPr/>
-          <w:p>
-            <w:pPr>
-              <w:pStyle w:val="Compact"/>
-            </w:pPr>
-            <w:r>
-              <w:t xml:space="preserve">Closing container reaffirmed; Aaronic blessing.</w:t>
+              <w:t xml:space="preserve">8:26-8:29</w:t>
+            </w:r>
+          </w:p>
+        </w:tc>
+        <w:tc>
+          <w:tcPr/>
+          <w:p>
+            <w:pPr>
+              <w:pStyle w:val="Compact"/>
+            </w:pPr>
+            <w:r>
+              <w:t xml:space="preserve">Leader Feedback Round interposed (Lead Companion runs), both leaders: what went well, what I would do differently, the teach-back.</w:t>
+            </w:r>
+          </w:p>
+        </w:tc>
+        <w:tc>
+          <w:tcPr/>
+          <w:p>
+            <w:pPr>
+              <w:pStyle w:val="Compact"/>
+            </w:pPr>
+            <w:r>
+              <w:t xml:space="preserve">Both leaders</w:t>
+            </w:r>
+          </w:p>
+        </w:tc>
+      </w:tr>
+      <w:tr>
+        <w:tc>
+          <w:tcPr/>
+          <w:p>
+            <w:pPr>
+              <w:pStyle w:val="Compact"/>
+            </w:pPr>
+            <w:r>
+              <w:t xml:space="preserve">8:29-8:30</w:t>
+            </w:r>
+          </w:p>
+        </w:tc>
+        <w:tc>
+          <w:tcPr/>
+          <w:p>
+            <w:pPr>
+              <w:pStyle w:val="Compact"/>
+            </w:pPr>
+            <w:r>
+              <w:t xml:space="preserve">Aaronic blessing — teen-led.</w:t>
             </w:r>
           </w:p>
         </w:tc>
